--- a/extrakty/doc/TC278WG4/extract_21219-5_(2016).docx
+++ b/extrakty/doc/TC278WG4/extract_21219-5_(2016).docx
@@ -139,20 +139,7 @@
         <w:rPr>
           <w:rFonts w:eastAsia="Arial"/>
         </w:rPr>
-        <w:t xml:space="preserve">Technická specifikace ISO 21219 se zabývá druhou generací protokolu TPEG pro </w:t>
-      </w:r>
-      <w:r>
-        <w:rPr>
-          <w:rFonts w:eastAsia="Arial"/>
-          <w:b/>
-        </w:rPr>
-        <w:t>poskytování informací o dopravě koncovým uživatelům</w:t>
-      </w:r>
-      <w:r>
-        <w:rPr>
-          <w:rFonts w:eastAsia="Arial"/>
-        </w:rPr>
-        <w:t xml:space="preserve">, označovanou také jako TPEG2. </w:t>
+        <w:t xml:space="preserve">Technická specifikace ISO 21219 stanovuje formát a protokol TPEG určený pro poskytování informací o dopravě koncovým uživatelům. TPEG je určen pro média s vysokou přenosovou kapacitou, umožňuje informace členit strukturovaně se zvyšující se mírou detailů a komplexně popisovat polohu.</w:t>
       </w:r>
     </w:p>
     <w:p>
@@ -163,33 +150,7 @@
         <w:rPr>
           <w:rFonts w:eastAsia="Arial" w:cs="Arial"/>
         </w:rPr>
-        <w:t>ISO/TS 21219 obsahuje mnoho částí, které pokrývají úvod, pravidla, “nástroje” (</w:t>
-      </w:r>
-      <w:proofErr w:type="spellStart"/>
-      <w:r>
-        <w:rPr>
-          <w:rFonts w:eastAsia="Arial" w:cs="Arial"/>
-        </w:rPr>
-        <w:t>toolkity</w:t>
-      </w:r>
-      <w:proofErr w:type="spellEnd"/>
-      <w:r>
-        <w:rPr>
-          <w:rFonts w:eastAsia="Arial" w:cs="Arial"/>
-        </w:rPr>
-        <w:t>) a jednotlivé aplikace. TPEG2 je postaven na modelování v UML, se sadu základních pravidel obsahujících strategii modelování zah</w:t>
-      </w:r>
-      <w:r>
-        <w:rPr>
-          <w:rFonts w:eastAsia="Arial" w:cs="Arial"/>
-        </w:rPr>
-        <w:t>r</w:t>
-      </w:r>
-      <w:r>
-        <w:rPr>
-          <w:rFonts w:eastAsia="Arial" w:cs="Arial"/>
-        </w:rPr>
-        <w:t>nutou v částech 2, 3, 4 a na konverzi modelu do dvou fyzických formátů: binárního pro vysílání v DAB a XML pro šíření Internetem, (jiné mohou být přidány v budoucnu). TISA používá automatizovaný nástroj pro převod z UML modelu (XMI soubor) přímo do dokumentu MS Word s přílohami pro každý fyzický formát. Tento přístup umožnil snadnou udržovatelnost a rozšiřitelnost specifikace.</w:t>
+        <w:t xml:space="preserve">Jednotlivé oblasti dopravních událostí jsou v TPEG popsány odděleně, pomocí platformě nezávislého modelu (UML) a dvou odvozených platformě závislých modelů (binární a XML). Části specifikace stanovují pravidla tvorby modelu jeho převodu do platformě závislé podoby.</w:t>
       </w:r>
     </w:p>
     <w:p>
@@ -200,143 +161,49 @@
         <w:rPr>
           <w:rFonts w:eastAsia="Arial"/>
         </w:rPr>
-        <w:t>TPEG2 má kontejneru koncepční strukturu obsahující 3 kontejnery: management zpráv (část 6), dopravní apl</w:t>
-      </w:r>
-      <w:r>
-        <w:rPr>
-          <w:rFonts w:eastAsia="Arial"/>
-        </w:rPr>
-        <w:t>i</w:t>
-      </w:r>
-      <w:r>
-        <w:rPr>
-          <w:rFonts w:eastAsia="Arial"/>
-        </w:rPr>
-        <w:t>kaci (mnoho dílů) a odkazování na polohu (část 7). Koncepční části jsou většinou nazývány nástroje (</w:t>
-      </w:r>
-      <w:proofErr w:type="spellStart"/>
-      <w:r>
-        <w:rPr>
-          <w:rFonts w:eastAsia="Arial"/>
-        </w:rPr>
-        <w:t>toolkity</w:t>
-      </w:r>
-      <w:proofErr w:type="spellEnd"/>
-      <w:r>
-        <w:rPr>
-          <w:rFonts w:eastAsia="Arial"/>
-        </w:rPr>
-        <w:t>). Specifikace se skládá z těchto částí (tučně je zvýrazněna část popisovaná v tomto extraktu):</w:t>
+        <w:t xml:space="preserve">Více informací o kontextu TPEG je obsaženo v úvodu extraktu k části 1 normy TPEG (21219-1).</w:t>
       </w:r>
     </w:p>
     <w:p>
       <w:pPr>
-        <w:pStyle w:val="Seznamvnorm"/>
-        <w:numPr>
-          <w:ilvl w:val="0"/>
-          <w:numId w:val="30"/>
-        </w:numPr>
-        <w:ind w:left="284" w:hanging="218"/>
-      </w:pPr>
-      <w:proofErr w:type="spellStart"/>
-      <w:r>
-        <w:rPr>
-          <w:b/>
-        </w:rPr>
-        <w:t>Toolkity</w:t>
-      </w:r>
-      <w:proofErr w:type="spellEnd"/>
-      <w:r>
-        <w:rPr>
-          <w:b/>
-        </w:rPr>
-        <w:t xml:space="preserve"> </w:t>
-      </w:r>
-      <w:r>
-        <w:t>(nástroje): TPEG2-INV (část 1: Úvod, číslování a verze), TPEG2-UML (část 2: Pravidla modelování pomocí UML), TPEG2-UBCR (část 3: Pravidla pro konverzi z UML do binárního kódu), TPEG2-UXCR (část 4: Pravidla pro konverzi UML do XML), TPEG2-SFW (část 5: Rámec pro služby TPEG), TPEG2-MMC (část 6: Kontejner pro management zpráv), TPEG2-LRC (část 7: Kontejner pro odkazování na polohu)</w:t>
+        <w:pStyle w:val="Textnormy"/>
+      </w:pPr>
+      <w:r>
+        <w:rPr>
+          <w:rFonts w:eastAsia="Arial"/>
+        </w:rPr>
+        <w:t xml:space="preserve">Technická specifikace ISO 21219 se zabývá druhou generací protokolu TPEG, označovaným zkratkou TPEG2. Rozlišení TPEG/TPEG1/TPEG2 se většinou uvádí pouze v úvodní části norem/specifikací, zatímco ostatní kapitoly již mezi TPEG a TPEG2 nerozlišují - to je implicitní dle kontextu.</w:t>
       </w:r>
     </w:p>
     <w:p>
       <w:pPr>
-        <w:pStyle w:val="Seznamvnorm"/>
-        <w:numPr>
-          <w:ilvl w:val="0"/>
-          <w:numId w:val="30"/>
-        </w:numPr>
-        <w:ind w:left="284" w:hanging="218"/>
-      </w:pPr>
-      <w:r>
-        <w:rPr>
-          <w:b/>
-        </w:rPr>
-        <w:t>Speciální aplikace</w:t>
-      </w:r>
-      <w:r>
-        <w:t>: TPEG2-SNI (část 9: Informace o službách a síti), TPEG2-CAI (část 10: Informace o podmíněném přístupu), TPEG2-LTE (část 24: Slabé šifrování)</w:t>
+        <w:pStyle w:val="Textnormy"/>
+      </w:pPr>
+      <w:r>
+        <w:rPr>
+          <w:rFonts w:eastAsia="Arial"/>
+        </w:rPr>
+        <w:t xml:space="preserve">Tento extrakt (dále jen “popisovaný dokument”) popisuje část 5 normy TPEG, která specifikuje obálky zpráv TPEG2 při poskytování „multiplexu“ služeb a aplikací TPEG2.</w:t>
       </w:r>
     </w:p>
     <w:p>
       <w:pPr>
-        <w:pStyle w:val="Seznamvnorm"/>
-        <w:numPr>
-          <w:ilvl w:val="0"/>
-          <w:numId w:val="30"/>
-        </w:numPr>
-        <w:ind w:left="284" w:hanging="218"/>
-      </w:pPr>
-      <w:r>
-        <w:rPr>
-          <w:b/>
-        </w:rPr>
-        <w:t>Odkazování na polohu</w:t>
-      </w:r>
-      <w:r>
-        <w:t>: TPEG2-ULR (část 11: Odkazování na polohu v aplikacích), TPEG2-ETL (část 20: Odkazování na polohu pomocí rozšířeného TMC), TPEG2-GLR (část 21: Geografické odkazování na pol</w:t>
-      </w:r>
-      <w:r>
-        <w:t>o</w:t>
-      </w:r>
-      <w:r>
-        <w:t xml:space="preserve">hu), TPEG2-OLR (část 22: Odkazování na polohu pomocí </w:t>
-      </w:r>
-      <w:proofErr w:type="spellStart"/>
-      <w:r>
-        <w:t>OpenLR</w:t>
-      </w:r>
-      <w:proofErr w:type="spellEnd"/>
-      <w:r>
-        <w:t>)</w:t>
+        <w:pStyle w:val="Poznmka"/>
+      </w:pPr>
+      <w:r>
+        <w:rPr>
+          <w:i/>
+        </w:rPr>
+        <w:t xml:space="preserve">Poznámka: Extrakt uvádí vybrané kapitoly popisovaného dokumentu a přejímá původní číslování kapitol.</w:t>
       </w:r>
     </w:p>
     <w:p>
       <w:pPr>
-        <w:pStyle w:val="Seznamvnorm"/>
-        <w:numPr>
-          <w:ilvl w:val="0"/>
-          <w:numId w:val="30"/>
-        </w:numPr>
-        <w:ind w:left="284" w:hanging="218"/>
-      </w:pPr>
-      <w:r>
-        <w:rPr>
-          <w:b/>
-        </w:rPr>
-        <w:t>Aplikace</w:t>
-      </w:r>
-      <w:r>
-        <w:t>: TPEG2-RTM (část 12: Aplikace pro zprávy o silniční dopravě), TPEG2-PTI (část 13: Aplikace pro informace o veřejné dopravě), TPEG2-PKI (část 14: Aplikace pro informace o parkování), TPEG2-TEC (část 15: Aplikace pro vybrané dopravní události), TPEG2-FPI (část 16: Aplikace pro informace o cenách poho</w:t>
-      </w:r>
-      <w:r>
-        <w:t>n</w:t>
-      </w:r>
-      <w:r>
-        <w:t>ných hmot), TPEG2-SPI (část 17: Aplikace pro informace o rychlostních omezeních), TPEG2-TFP (část 18: Aplikace pro informace o stavu dopravního proudu a jeho predikci), TPEG2-WEA (část 19: Aplikace pro i</w:t>
-      </w:r>
-      <w:r>
-        <w:t>n</w:t>
-      </w:r>
-      <w:r>
-        <w:t>formace o počasí), TPEG2-RMR (část 23: Aplikace pro informace o multimodálních trasách), TPEG2-EMI (část 25: Informace o elektro mobilitě) a další.</w:t>
+        <w:pStyle w:val="Nadpis1"/>
+      </w:pPr>
+      <w:r>
+        <w:lastRenderedPageBreak/>
+        <w:t>Užití</w:t>
       </w:r>
     </w:p>
     <w:p>
@@ -347,42 +214,39 @@
         <w:rPr>
           <w:rFonts w:eastAsia="Arial"/>
         </w:rPr>
-        <w:t>Na rozdíl od RDS-TMC, které je svým způsobem popisu události jedno úrovňové, umožňuje TPEG informace členit strukturovaně se zvyšující se mírou detailu. Dopravní události popisuje TPEG je úzkoprofilově, je vždy zaměřen na jeden konkrétní typ situací (například pro ceny pohonných hmot, dojezdové doby atd.), které pop</w:t>
-      </w:r>
-      <w:r>
-        <w:rPr>
-          <w:rFonts w:eastAsia="Arial"/>
-        </w:rPr>
-        <w:t>i</w:t>
-      </w:r>
-      <w:r>
-        <w:rPr>
-          <w:rFonts w:eastAsia="Arial"/>
-        </w:rPr>
-        <w:t xml:space="preserve">suje do větší hloubky, každému typu je věnována samostatná část specifikace, tzv. Aplikace TPEG. </w:t>
+        <w:t>Popisovaný dokument uvádí „obálku“ zpráv TPEG (rámec, strukturu rámce) pro vysílání v DAB (binární forma) a pro šíření zpráv Internetem (XML). Všechny aplikace TPEG tuto obálku (rámec) dále používají k přenosu zpráv. Proto je popisovaná specifikace nezbytná pro poskytovatele i příjemce dopravních informací, jejich programát</w:t>
+      </w:r>
+      <w:r>
+        <w:rPr>
+          <w:rFonts w:eastAsia="Arial"/>
+        </w:rPr>
+        <w:t>o</w:t>
+      </w:r>
+      <w:r>
+        <w:rPr>
+          <w:rFonts w:eastAsia="Arial"/>
+        </w:rPr>
+        <w:t>ry, kteří pracují se samotným formátem XML či programují datové proudy pro DAB. Popis „obálky“ v popisov</w:t>
+      </w:r>
+      <w:r>
+        <w:rPr>
+          <w:rFonts w:eastAsia="Arial"/>
+        </w:rPr>
+        <w:t>a</w:t>
+      </w:r>
+      <w:r>
+        <w:rPr>
+          <w:rFonts w:eastAsia="Arial"/>
+        </w:rPr>
+        <w:t xml:space="preserve">ném dokumentu je konkrétní a je určen k její implementaci. </w:t>
       </w:r>
     </w:p>
     <w:p>
       <w:pPr>
-        <w:pStyle w:val="Textnormy"/>
-      </w:pPr>
-      <w:r>
-        <w:rPr>
-          <w:rFonts w:eastAsia="Arial"/>
-        </w:rPr>
-        <w:t>Rozlišení TPEG / TPEG1 / TPEG2 se většinou uvádí pouze v úvodu částí norem/specifikací, zatímco ostatní kapitoly již mezi TPEG a TPEG2 nerozlišují - to je implicitní dle kontextu, stejným způsobem k tomu přistupuj</w:t>
-      </w:r>
-      <w:r>
-        <w:rPr>
-          <w:rFonts w:eastAsia="Arial"/>
-        </w:rPr>
-        <w:t>e</w:t>
-      </w:r>
-      <w:r>
-        <w:rPr>
-          <w:rFonts w:eastAsia="Arial"/>
-        </w:rPr>
-        <w:t>me i v tomto extraktu.</w:t>
+        <w:pStyle w:val="Nadpis1"/>
+      </w:pPr>
+      <w:r>
+        <w:t>Souvisící normy</w:t>
       </w:r>
     </w:p>
     <w:p>
@@ -393,113 +257,7 @@
         <w:rPr>
           <w:rFonts w:eastAsia="Arial"/>
         </w:rPr>
-        <w:t>Tento extrakt popisuje část 5 (dále jen “popisovaný dokument”), která specifikuje obálky zpráv TPEG2 při p</w:t>
-      </w:r>
-      <w:r>
-        <w:rPr>
-          <w:rFonts w:eastAsia="Arial"/>
-        </w:rPr>
-        <w:t>o</w:t>
-      </w:r>
-      <w:r>
-        <w:rPr>
-          <w:rFonts w:eastAsia="Arial"/>
-        </w:rPr>
-        <w:t>skytování „multiplexu“ služeb a aplikací TPEG2.</w:t>
-      </w:r>
-    </w:p>
-    <w:p>
-      <w:pPr>
-        <w:pStyle w:val="Poznmka"/>
-      </w:pPr>
-      <w:r>
-        <w:t>Poznámka: Extrakt přejímá původní číslování kapitol.</w:t>
-      </w:r>
-    </w:p>
-    <w:p>
-      <w:pPr>
-        <w:pStyle w:val="Nadpis1"/>
-      </w:pPr>
-      <w:r>
-        <w:lastRenderedPageBreak/>
-        <w:t>Užití</w:t>
-      </w:r>
-    </w:p>
-    <w:p>
-      <w:pPr>
-        <w:pStyle w:val="Textnormy"/>
-      </w:pPr>
-      <w:r>
-        <w:rPr>
-          <w:rFonts w:eastAsia="Arial"/>
-        </w:rPr>
-        <w:t>Popisovaný dokument uvádí „obálku“ zpráv TPEG (rámec, strukturu rámce) pro vysílání v DAB (binární forma) a pro šíření zpráv Internetem (XML). Všechny aplikace TPEG tuto obálku (rámec) dále používají k přenosu zpráv. Proto je popisovaná specifikace nezbytná pro poskytovatele i příjemce dopravních informací, jejich programát</w:t>
-      </w:r>
-      <w:r>
-        <w:rPr>
-          <w:rFonts w:eastAsia="Arial"/>
-        </w:rPr>
-        <w:t>o</w:t>
-      </w:r>
-      <w:r>
-        <w:rPr>
-          <w:rFonts w:eastAsia="Arial"/>
-        </w:rPr>
-        <w:t>ry, kteří pracují se samotným formátem XML či programují datové proudy pro DAB. Popis „obálky“ v popisov</w:t>
-      </w:r>
-      <w:r>
-        <w:rPr>
-          <w:rFonts w:eastAsia="Arial"/>
-        </w:rPr>
-        <w:t>a</w:t>
-      </w:r>
-      <w:r>
-        <w:rPr>
-          <w:rFonts w:eastAsia="Arial"/>
-        </w:rPr>
-        <w:t xml:space="preserve">ném dokumentu je konkrétní a je určen k její implementaci. </w:t>
-      </w:r>
-    </w:p>
-    <w:p>
-      <w:pPr>
-        <w:pStyle w:val="Nadpis1"/>
-      </w:pPr>
-      <w:r>
-        <w:t>Souvisící normy</w:t>
-      </w:r>
-    </w:p>
-    <w:p>
-      <w:pPr>
-        <w:pStyle w:val="Textnormy"/>
-      </w:pPr>
-      <w:r>
-        <w:rPr>
-          <w:rFonts w:eastAsia="Arial"/>
-        </w:rPr>
-        <w:t xml:space="preserve">Popisovaný dokument souvisí s mnoha částmi specifikace TPEG2, které vyjmenovává v předmluvě (počet částí se stále rozšiřuje). Skutečně použité normy/dokumenty cituje v textu a uvádí v nečíslované kapitole Bibliografie a kapitole 2 Souvisící normy, kde se odkazuje na 4 normy. </w:t>
-      </w:r>
-    </w:p>
-    <w:p>
-      <w:pPr>
-        <w:pStyle w:val="Textnormy"/>
-      </w:pPr>
-      <w:r>
-        <w:rPr>
-          <w:rFonts w:eastAsia="Arial"/>
-        </w:rPr>
-        <w:t>Všechny odkazované normy mají v popisovaném dokumentu stejnou důležitost. Jedná se o odkaz na specifik</w:t>
-      </w:r>
-      <w:r>
-        <w:rPr>
-          <w:rFonts w:eastAsia="Arial"/>
-        </w:rPr>
-        <w:t>a</w:t>
-      </w:r>
-      <w:r>
-        <w:rPr>
-          <w:rFonts w:eastAsia="Arial"/>
-        </w:rPr>
-        <w:t xml:space="preserve">ci „Informace o službách a síti“ první generace (18234-3, TPEG1-SNI) a specifikace pro modelování TPEG v UML (21219-2, TPEG2-UML) a odvozování do XML (21219-4, TPEG2-UXCR) a binární podoby (21219-3, TPEG2-UBCR). </w:t>
+        <w:t xml:space="preserve">Tento dokument uvádí 4 normativní odkazy na normu TPEG2 ISO 21219 části 2 (pravidla modelování), 3 (odvozování do XML) a 4 (odvozování do binární podoby) a 5 (rámec služby) a normu TPEG1 ISO 18234-3 Informace o službách a síti.</w:t>
       </w:r>
     </w:p>
     <w:p>
@@ -1839,47 +1597,11 @@
       <w:pPr>
         <w:pStyle w:val="Textnormy"/>
       </w:pPr>
-      <w:proofErr w:type="gramStart"/>
-      <w:r>
-        <w:rPr>
-          <w:rFonts w:eastAsia="Arial"/>
-        </w:rPr>
-        <w:t>Část B.2 uvádí</w:t>
-      </w:r>
-      <w:proofErr w:type="gramEnd"/>
-      <w:r>
-        <w:rPr>
-          <w:rFonts w:eastAsia="Arial"/>
-        </w:rPr>
-        <w:t xml:space="preserve"> hierarchickou strukturu XML dokumentu TPEG, ta umožňuje na různé úrovně vložit i binární popis, viz žluté části obrázku 3 (obrázek B.1 popisovaného dokumentu). Dále k jednotlivým XML </w:t>
-      </w:r>
-      <w:proofErr w:type="spellStart"/>
-      <w:r>
-        <w:rPr>
-          <w:rFonts w:eastAsia="Arial"/>
-        </w:rPr>
-        <w:t>tagům</w:t>
-      </w:r>
-      <w:proofErr w:type="spellEnd"/>
-      <w:r>
-        <w:rPr>
-          <w:rFonts w:eastAsia="Arial"/>
-        </w:rPr>
-        <w:t xml:space="preserve"> uvádí jejich kontext, obecný popis a XML schéma, také stanovuje význam a hodnoty atributů, které se v daných </w:t>
-      </w:r>
-      <w:proofErr w:type="spellStart"/>
-      <w:r>
-        <w:rPr>
-          <w:rFonts w:eastAsia="Arial"/>
-        </w:rPr>
-        <w:t>tagách</w:t>
-      </w:r>
-      <w:proofErr w:type="spellEnd"/>
-      <w:r>
-        <w:rPr>
-          <w:rFonts w:eastAsia="Arial"/>
-        </w:rPr>
-        <w:t xml:space="preserve"> nacházejí. Stanovuje: </w:t>
+      <w:r>
+        <w:rPr>
+          <w:rFonts w:eastAsia="Arial"/>
+        </w:rPr>
+        <w:t xml:space="preserve">Část B.2 uvádí hierarchickou strukturu XML dokumentu TPEG, ta umožňuje na různé úrovně vložit i binární popis, viz žluté části obrázku 3 (obrázek B.1 popisovaného dokumentu). Dále k jednotlivým XML tagům uvádí jejich kontext, obecný popis a XML schéma, také stanovuje význam a hodnoty atributů, které se v daných tazích nacházejí. Stanovuje:</w:t>
       </w:r>
     </w:p>
     <w:p>
@@ -2474,7 +2196,7 @@
         <w:pStyle w:val="Nadpis1"/>
       </w:pPr>
       <w:r>
-        <w:t>Bibliografie</w:t>
+        <w:t xml:space="preserve">Literatura</w:t>
       </w:r>
     </w:p>
     <w:p>
@@ -2698,7 +2420,7 @@
         <w:tab/>
       </w:r>
       <w:r>
-        <w:t xml:space="preserve">Po prozkoumání stránek k datu 1. 2. 2017 nejsou informace o přidělených </w:t>
+        <w:t xml:space="preserve">Po prozkoumání stránek k datu 9. 9. 2025 nejsou informace o přidělených </w:t>
       </w:r>
       <w:proofErr w:type="gramStart"/>
       <w:r>

--- a/extrakty/doc/TC278WG4/extract_21219-5_(2016).docx
+++ b/extrakty/doc/TC278WG4/extract_21219-5_(2016).docx
@@ -188,11 +188,11 @@
     </w:p>
     <w:p>
       <w:pPr>
-        <w:pStyle w:val="Poznmka"/>
-      </w:pPr>
-      <w:r>
-        <w:rPr>
-          <w:i/>
+        <w:pStyle w:val="Textnormy"/>
+      </w:pPr>
+      <w:r>
+        <w:rPr>
+          <w:rFonts w:eastAsia="Arial"/>
         </w:rPr>
         <w:t xml:space="preserve">Poznámka: Extrakt uvádí vybrané kapitoly popisovaného dokumentu a přejímá původní číslování kapitol.</w:t>
       </w:r>
@@ -246,7 +246,7 @@
         <w:pStyle w:val="Nadpis1"/>
       </w:pPr>
       <w:r>
-        <w:t>Souvisící normy</w:t>
+        <w:t xml:space="preserve">1 Předmět normy</w:t>
       </w:r>
     </w:p>
     <w:p>
@@ -257,7 +257,31 @@
         <w:rPr>
           <w:rFonts w:eastAsia="Arial"/>
         </w:rPr>
-        <w:t xml:space="preserve">Tento dokument uvádí 4 normativní odkazy na normu TPEG2 ISO 21219 části 2 (pravidla modelování), 3 (odvozování do XML) a 4 (odvozování do binární podoby) a 5 (rámec služby) a normu TPEG1 ISO 18234-3 Informace o službách a síti.</w:t>
+        <w:t>Popisovaný dokument TPEG2-SWF uvádí základní možnosti TPEG2 při poskytování „multiplexu“ služeb a apl</w:t>
+      </w:r>
+      <w:r>
+        <w:rPr>
+          <w:rFonts w:eastAsia="Arial"/>
+        </w:rPr>
+        <w:t>i</w:t>
+      </w:r>
+      <w:r>
+        <w:rPr>
+          <w:rFonts w:eastAsia="Arial"/>
+        </w:rPr>
+        <w:t>kací TPEG2 a nahrazuje dokumenty TPEG1-INV (číslování a verze) a TPEG1-SSF (rámec služby) z první g</w:t>
+      </w:r>
+      <w:r>
+        <w:rPr>
+          <w:rFonts w:eastAsia="Arial"/>
+        </w:rPr>
+        <w:t>e</w:t>
+      </w:r>
+      <w:r>
+        <w:rPr>
+          <w:rFonts w:eastAsia="Arial"/>
+        </w:rPr>
+        <w:t>nerace TPEG.</w:t>
       </w:r>
     </w:p>
     <w:p>
@@ -265,7 +289,7 @@
         <w:pStyle w:val="Nadpis1"/>
       </w:pPr>
       <w:r>
-        <w:t>1 Předmět</w:t>
+        <w:t xml:space="preserve">2 Souvisící normy</w:t>
       </w:r>
     </w:p>
     <w:p>
@@ -276,31 +300,7 @@
         <w:rPr>
           <w:rFonts w:eastAsia="Arial"/>
         </w:rPr>
-        <w:t>Popisovaný dokument TPEG2-SWF uvádí základní možnosti TPEG2 při poskytování „multiplexu“ služeb a apl</w:t>
-      </w:r>
-      <w:r>
-        <w:rPr>
-          <w:rFonts w:eastAsia="Arial"/>
-        </w:rPr>
-        <w:t>i</w:t>
-      </w:r>
-      <w:r>
-        <w:rPr>
-          <w:rFonts w:eastAsia="Arial"/>
-        </w:rPr>
-        <w:t>kací TPEG2 a nahrazuje dokumenty TPEG1-INV (číslování a verze) a TPEG1-SSF (rámec služby) z první g</w:t>
-      </w:r>
-      <w:r>
-        <w:rPr>
-          <w:rFonts w:eastAsia="Arial"/>
-        </w:rPr>
-        <w:t>e</w:t>
-      </w:r>
-      <w:r>
-        <w:rPr>
-          <w:rFonts w:eastAsia="Arial"/>
-        </w:rPr>
-        <w:t>nerace TPEG.</w:t>
+        <w:t xml:space="preserve">Tento dokument uvádí 4 normativní odkazy na normu TPEG2 ISO 21219 části 2 (pravidla modelování), 3 (odvozování do XML) a 4 (odvozování do binární podoby) a 5 (rámec služby) a normu TPEG1 ISO 18234-3 Informace o službách a síti.</w:t>
       </w:r>
     </w:p>
     <w:p>
@@ -311,7 +311,7 @@
         <w:rPr>
           <w:rFonts w:eastAsia="Arial"/>
         </w:rPr>
-        <w:t>3 Termíny, definice a zkratky</w:t>
+        <w:t xml:space="preserve">3 Termíny, definice a zkratky</w:t>
       </w:r>
     </w:p>
     <w:p>
@@ -683,54 +683,7 @@
         <w:rPr>
           <w:rFonts w:eastAsia="Arial"/>
         </w:rPr>
-        <w:t>Další termíny a zkratky z oboru ITS jsou</w:t>
-      </w:r>
-      <w:r>
-        <w:rPr>
-          <w:rFonts w:eastAsia="Arial"/>
-        </w:rPr>
-        <w:t xml:space="preserve"> obsaženy </w:t>
-      </w:r>
-      <w:proofErr w:type="gramStart"/>
-      <w:r>
-        <w:rPr>
-          <w:rFonts w:eastAsia="Arial"/>
-        </w:rPr>
-        <w:t>ve</w:t>
-      </w:r>
-      <w:proofErr w:type="gramEnd"/>
-      <w:r>
-        <w:rPr>
-          <w:rFonts w:eastAsia="Arial"/>
-        </w:rPr>
-        <w:t xml:space="preserve"> ITS </w:t>
-      </w:r>
-      <w:r>
-        <w:rPr>
-          <w:rFonts w:eastAsia="Arial"/>
-        </w:rPr>
-        <w:t xml:space="preserve">terminology </w:t>
-      </w:r>
-      <w:r>
-        <w:rPr>
-          <w:rFonts w:eastAsia="Arial"/>
-        </w:rPr>
-        <w:t>(</w:t>
-      </w:r>
-      <w:hyperlink r:id="rId9" w:history="1">
-        <w:r>
-          <w:rPr>
-            <w:rStyle w:val="Hypertextovodkaz"/>
-            <w:rFonts w:eastAsia="Arial"/>
-          </w:rPr>
-          <w:t>www.itsterminology.org</w:t>
-        </w:r>
-      </w:hyperlink>
-      <w:r>
-        <w:rPr>
-          <w:rFonts w:eastAsia="Arial"/>
-        </w:rPr>
-        <w:t>).</w:t>
+        <w:t xml:space="preserve">Další termíny a zkratky z oboru ITS jsou obsaženy ve slovníku ITS terminology (www.ITSterminology.org).</w:t>
       </w:r>
     </w:p>
     <w:p>

--- a/extrakty/doc/TC278WG4/extract_21219-5_(2016).docx
+++ b/extrakty/doc/TC278WG4/extract_21219-5_(2016).docx
@@ -98,10 +98,10 @@
               <w:pStyle w:val="1StrTrZn"/>
             </w:pPr>
             <w:r>
-              <w:t xml:space="preserve">01 </w:t>
+              <w:t xml:space="preserve"/>
             </w:r>
             <w:r>
-              <w:t>8259</w:t>
+              <w:t/>
             </w:r>
             <w:bookmarkStart w:id="0" w:name="_GoBack"/>
             <w:bookmarkEnd w:id="0"/>
@@ -115,7 +115,7 @@
         <w:jc w:val="right"/>
       </w:pPr>
       <w:r>
-        <w:t>Vydána 2015, 46 stran</w:t>
+        <w:t xml:space="preserve">Vydána 2015, 37 stran</w:t>
       </w:r>
     </w:p>
     <w:p>
